--- a/EXPORTS/DOCX/published/niveau3/English/KoninklijkeBazar.docx
+++ b/EXPORTS/DOCX/published/niveau3/English/KoninklijkeBazar.docx
@@ -216,14 +216,7 @@
           <w:color w:val="000000"/>
           <w:sz w:val="24"/>
         </w:rPr>
-        <w:hyperlink r:id="rId9" w:history="1">
-          <w:r>
-            <w:rPr>
-              <w:rStyle w:val="Hyperlink"/>
-            </w:rPr>
-            <w:t>The s</w:t>
-          </w:r>
-        </w:hyperlink>
+        <w:t>The s</w:t>
       </w:r>
       <w:r>
         <w:rPr>
@@ -960,7 +953,7 @@
           <w:sz w:val="24"/>
           <w:u w:val="single"/>
         </w:rPr>
-        <w:hyperlink r:id="rId17" w:history="1">
+        <w:hyperlink r:id="rId15" w:history="1">
           <w:r>
             <w:rPr>
               <w:rStyle w:val="Hyperlink"/>
@@ -1564,7 +1557,7 @@
           <w:sz w:val="24"/>
           <w:u w:val="single"/>
         </w:rPr>
-        <w:hyperlink r:id="rId18" w:history="1">
+        <w:hyperlink r:id="rId17" w:history="1">
           <w:r>
             <w:rPr>
               <w:rStyle w:val="Hyperlink"/>
@@ -1693,14 +1686,7 @@
           <w:color w:val="000000"/>
           <w:sz w:val="24"/>
         </w:rPr>
-        <w:hyperlink r:id="rId17" w:history="1">
-          <w:r>
-            <w:rPr>
-              <w:rStyle w:val="Hyperlink"/>
-            </w:rPr>
-            <w:t>regarding purch</w:t>
-          </w:r>
-        </w:hyperlink>
+        <w:t>regarding purch</w:t>
       </w:r>
       <w:r>
         <w:rPr>
@@ -3074,7 +3060,7 @@
           <w:sz w:val="24"/>
           <w:u w:val="single"/>
         </w:rPr>
-        <w:hyperlink r:id="rId25" w:history="1">
+        <w:hyperlink r:id="rId26" w:history="1">
           <w:r>
             <w:rPr>
               <w:rStyle w:val="Hyperlink"/>

--- a/EXPORTS/DOCX/published/niveau3/English/KoninklijkeBazar.docx
+++ b/EXPORTS/DOCX/published/niveau3/English/KoninklijkeBazar.docx
@@ -216,7 +216,14 @@
           <w:color w:val="000000"/>
           <w:sz w:val="24"/>
         </w:rPr>
-        <w:t>The s</w:t>
+        <w:hyperlink r:id="rId9" w:history="1">
+          <w:r>
+            <w:rPr>
+              <w:rStyle w:val="Hyperlink"/>
+            </w:rPr>
+            <w:t>The s</w:t>
+          </w:r>
+        </w:hyperlink>
       </w:r>
       <w:r>
         <w:rPr>
@@ -953,7 +960,7 @@
           <w:sz w:val="24"/>
           <w:u w:val="single"/>
         </w:rPr>
-        <w:hyperlink r:id="rId15" w:history="1">
+        <w:hyperlink r:id="rId17" w:history="1">
           <w:r>
             <w:rPr>
               <w:rStyle w:val="Hyperlink"/>
@@ -971,7 +978,7 @@
           <w:sz w:val="24"/>
           <w:u w:val="single"/>
         </w:rPr>
-        <w:hyperlink r:id="rId15" w:history="1">
+        <w:hyperlink r:id="rId17" w:history="1">
           <w:r>
             <w:rPr>
               <w:rStyle w:val="Hyperlink"/>
@@ -989,7 +996,7 @@
           <w:sz w:val="24"/>
           <w:u w:val="single"/>
         </w:rPr>
-        <w:hyperlink r:id="rId15" w:history="1">
+        <w:hyperlink r:id="rId17" w:history="1">
           <w:r>
             <w:rPr>
               <w:rStyle w:val="Hyperlink"/>
@@ -1040,7 +1047,6 @@
           <w:i w:val="0"/>
           <w:color w:val="0000FF"/>
           <w:sz w:val="24"/>
-          <w:u w:val="single"/>
         </w:rPr>
         <w:t>h</w:t>
       </w:r>
@@ -1274,7 +1280,6 @@
       </w:r>
       <w:r>
         <w:rPr>
-          <w:u w:val="single" w:color="0000ff"/>
           <w:rFonts w:ascii="Charis SIL Regular" w:hAnsi="Charis SIL Regular" w:eastAsia="Charis SIL Regular"/>
           <w:b w:val="0"/>
           <w:i w:val="0"/>
@@ -1557,7 +1562,7 @@
           <w:sz w:val="24"/>
           <w:u w:val="single"/>
         </w:rPr>
-        <w:hyperlink r:id="rId17" w:history="1">
+        <w:hyperlink r:id="rId18" w:history="1">
           <w:r>
             <w:rPr>
               <w:rStyle w:val="Hyperlink"/>
@@ -1686,7 +1691,14 @@
           <w:color w:val="000000"/>
           <w:sz w:val="24"/>
         </w:rPr>
-        <w:t>regarding purch</w:t>
+        <w:hyperlink r:id="rId17" w:history="1">
+          <w:r>
+            <w:rPr>
+              <w:rStyle w:val="Hyperlink"/>
+            </w:rPr>
+            <w:t>regarding purch</w:t>
+          </w:r>
+        </w:hyperlink>
       </w:r>
       <w:r>
         <w:rPr>
@@ -3060,7 +3072,7 @@
           <w:sz w:val="24"/>
           <w:u w:val="single"/>
         </w:rPr>
-        <w:hyperlink r:id="rId26" w:history="1">
+        <w:hyperlink r:id="rId25" w:history="1">
           <w:r>
             <w:rPr>
               <w:rStyle w:val="Hyperlink"/>

--- a/EXPORTS/DOCX/published/niveau3/English/KoninklijkeBazar.docx
+++ b/EXPORTS/DOCX/published/niveau3/English/KoninklijkeBazar.docx
@@ -205,25 +205,7 @@
           <w:color w:val="000000"/>
           <w:sz w:val="24"/>
         </w:rPr>
-        <w:t xml:space="preserve">1843. </w:t>
-      </w:r>
-      <w:r>
-        <w:rPr>
-          <w:u w:val="single" w:color="0000ff"/>
-          <w:rFonts w:ascii="Charis SIL Regular" w:hAnsi="Charis SIL Regular" w:eastAsia="Charis SIL Regular"/>
-          <w:b w:val="0"/>
-          <w:i w:val="0"/>
-          <w:color w:val="000000"/>
-          <w:sz w:val="24"/>
-        </w:rPr>
-        <w:hyperlink r:id="rId9" w:history="1">
-          <w:r>
-            <w:rPr>
-              <w:rStyle w:val="Hyperlink"/>
-            </w:rPr>
-            <w:t>The s</w:t>
-          </w:r>
-        </w:hyperlink>
+        <w:t>1843. The s</w:t>
       </w:r>
       <w:r>
         <w:rPr>
@@ -517,35 +499,7 @@
           <w:color w:val="000000"/>
           <w:sz w:val="24"/>
         </w:rPr>
-        <w:t>. The buy</w:t>
-      </w:r>
-      <w:r>
-        <w:rPr>
-          <w:u w:val="single" w:color="0000ff"/>
-          <w:rFonts w:ascii="Charis SIL Regular" w:hAnsi="Charis SIL Regular" w:eastAsia="Charis SIL Regular"/>
-          <w:b w:val="0"/>
-          <w:i w:val="0"/>
-          <w:color w:val="000000"/>
-          <w:sz w:val="24"/>
-        </w:rPr>
-        <w:hyperlink r:id="rId10" w:history="1">
-          <w:r>
-            <w:rPr>
-              <w:rStyle w:val="Hyperlink"/>
-            </w:rPr>
-            <w:t>ers we</w:t>
-          </w:r>
-        </w:hyperlink>
-      </w:r>
-      <w:r>
-        <w:rPr>
-          <w:rFonts w:ascii="Charis SIL Regular" w:hAnsi="Charis SIL Regular" w:eastAsia="Charis SIL Regular"/>
-          <w:b w:val="0"/>
-          <w:i w:val="0"/>
-          <w:color w:val="000000"/>
-          <w:sz w:val="24"/>
-        </w:rPr>
-        <w:t>r</w:t>
+        <w:t>. The buyers wer</w:t>
       </w:r>
       <w:r>
         <w:rPr>
@@ -716,107 +670,7 @@
           <w:color w:val="000000"/>
           <w:sz w:val="24"/>
         </w:rPr>
-        <w:t>, as we</w:t>
-      </w:r>
-      <w:r>
-        <w:rPr>
-          <w:u w:val="single" w:color="0000ff"/>
-          <w:rFonts w:ascii="Charis SIL Regular" w:hAnsi="Charis SIL Regular" w:eastAsia="Charis SIL Regular"/>
-          <w:b w:val="0"/>
-          <w:i w:val="0"/>
-          <w:color w:val="000000"/>
-          <w:sz w:val="24"/>
-        </w:rPr>
-        <w:hyperlink r:id="rId14" w:history="1">
-          <w:r>
-            <w:rPr>
-              <w:rStyle w:val="Hyperlink"/>
-            </w:rPr>
-            <w:t>ll a</w:t>
-          </w:r>
-        </w:hyperlink>
-      </w:r>
-      <w:r>
-        <w:rPr>
-          <w:u w:val="single" w:color="0000ff"/>
-          <w:rFonts w:ascii="Charis SIL Regular" w:hAnsi="Charis SIL Regular" w:eastAsia="Charis SIL Regular"/>
-          <w:b w:val="0"/>
-          <w:i w:val="0"/>
-          <w:color w:val="000000"/>
-          <w:sz w:val="24"/>
-        </w:rPr>
-        <w:hyperlink r:id="rId14" w:history="1">
-          <w:r>
-            <w:rPr>
-              <w:rStyle w:val="Hyperlink"/>
-            </w:rPr>
-            <w:t>s muse</w:t>
-          </w:r>
-        </w:hyperlink>
-      </w:r>
-      <w:r>
-        <w:rPr>
-          <w:u w:val="single" w:color="0000ff"/>
-          <w:rFonts w:ascii="Charis SIL Regular" w:hAnsi="Charis SIL Regular" w:eastAsia="Charis SIL Regular"/>
-          <w:b w:val="0"/>
-          <w:i w:val="0"/>
-          <w:color w:val="000000"/>
-          <w:sz w:val="24"/>
-        </w:rPr>
-        <w:hyperlink r:id="rId14" w:history="1">
-          <w:r>
-            <w:rPr>
-              <w:rStyle w:val="Hyperlink"/>
-            </w:rPr>
-            <w:t>ums</w:t>
-          </w:r>
-        </w:hyperlink>
-      </w:r>
-      <w:r>
-        <w:rPr>
-          <w:u w:val="single" w:color="0000ff"/>
-          <w:rFonts w:ascii="Charis SIL Regular" w:hAnsi="Charis SIL Regular" w:eastAsia="Charis SIL Regular"/>
-          <w:b w:val="0"/>
-          <w:i w:val="0"/>
-          <w:color w:val="000000"/>
-          <w:sz w:val="24"/>
-        </w:rPr>
-        <w:hyperlink r:id="rId14" w:history="1">
-          <w:r>
-            <w:rPr>
-              <w:rStyle w:val="Hyperlink"/>
-            </w:rPr>
-            <w:t>,</w:t>
-          </w:r>
-        </w:hyperlink>
-      </w:r>
-      <w:r>
-        <w:rPr>
-          <w:u w:val="single" w:color="0000ff"/>
-          <w:rFonts w:ascii="Charis SIL Regular" w:hAnsi="Charis SIL Regular" w:eastAsia="Charis SIL Regular"/>
-          <w:b w:val="0"/>
-          <w:i w:val="0"/>
-          <w:color w:val="000000"/>
-          <w:sz w:val="24"/>
-        </w:rPr>
-        <w:hyperlink r:id="rId14" w:history="1">
-          <w:r>
-            <w:rPr>
-              <w:rStyle w:val="Hyperlink"/>
-            </w:rPr>
-            <w:t xml:space="preserve"> such </w:t>
-          </w:r>
-        </w:hyperlink>
-      </w:r>
-      <w:r>
-        <w:rPr>
-          <w:rFonts w:ascii="Charis SIL Regular" w:hAnsi="Charis SIL Regular" w:eastAsia="Charis SIL Regular"/>
-          <w:b w:val="0"/>
-          <w:i w:val="0"/>
-          <w:color w:val="000000"/>
-          <w:sz w:val="24"/>
-        </w:rPr>
-        <w:t xml:space="preserve">as the </w:t>
+        <w:t xml:space="preserve">, as well as museums, such as the </w:t>
       </w:r>
       <w:r>
         <w:rPr>
@@ -1047,6 +901,7 @@
           <w:i w:val="0"/>
           <w:color w:val="0000FF"/>
           <w:sz w:val="24"/>
+          <w:u w:val="single"/>
         </w:rPr>
         <w:t>h</w:t>
       </w:r>
@@ -1280,6 +1135,7 @@
       </w:r>
       <w:r>
         <w:rPr>
+          <w:u w:val="single" w:color="0000ff"/>
           <w:rFonts w:ascii="Charis SIL Regular" w:hAnsi="Charis SIL Regular" w:eastAsia="Charis SIL Regular"/>
           <w:b w:val="0"/>
           <w:i w:val="0"/>
@@ -1526,14 +1382,7 @@
           <w:color w:val="000000"/>
           <w:sz w:val="24"/>
         </w:rPr>
-        <w:hyperlink r:id="rId18" w:history="1">
-          <w:r>
-            <w:rPr>
-              <w:rStyle w:val="Hyperlink"/>
-            </w:rPr>
-            <w:t xml:space="preserve"> objects. T</w:t>
-          </w:r>
-        </w:hyperlink>
+        <w:t xml:space="preserve"> objects. T</w:t>
       </w:r>
       <w:r>
         <w:rPr>
@@ -1562,14 +1411,7 @@
           <w:sz w:val="24"/>
           <w:u w:val="single"/>
         </w:rPr>
-        <w:hyperlink r:id="rId18" w:history="1">
-          <w:r>
-            <w:rPr>
-              <w:rStyle w:val="Hyperlink"/>
-            </w:rPr>
-            <w:t>W</w:t>
-          </w:r>
-        </w:hyperlink>
+        <w:t>W</w:t>
       </w:r>
       <w:r>
         <w:rPr>
@@ -1598,7 +1440,7 @@
           <w:sz w:val="24"/>
           <w:u w:val="single"/>
         </w:rPr>
-        <w:hyperlink r:id="rId18" w:history="1">
+        <w:hyperlink r:id="rId17" w:history="1">
           <w:r>
             <w:rPr>
               <w:rStyle w:val="Hyperlink"/>
@@ -3072,7 +2914,7 @@
           <w:sz w:val="24"/>
           <w:u w:val="single"/>
         </w:rPr>
-        <w:hyperlink r:id="rId25" w:history="1">
+        <w:hyperlink r:id="rId26" w:history="1">
           <w:r>
             <w:rPr>
               <w:rStyle w:val="Hyperlink"/>
@@ -3090,7 +2932,7 @@
           <w:sz w:val="24"/>
           <w:u w:val="single"/>
         </w:rPr>
-        <w:hyperlink r:id="rId25" w:history="1">
+        <w:hyperlink r:id="rId26" w:history="1">
           <w:r>
             <w:rPr>
               <w:rStyle w:val="Hyperlink"/>
